--- a/docs/index.docx
+++ b/docs/index.docx
@@ -146,7 +146,7 @@
         <w:pStyle w:val="FirstParagraph"/>
       </w:pPr>
       <w:r>
-        <w:t xml:space="preserve">Observational, cross-sectional survey using an anonymous and open e-survey. The web-based form will be distributed in January 2026 using the secured university MS forms.</w:t>
+        <w:t xml:space="preserve">Observational, cross-sectional survey using an anonymous e-survey. The web-based form will be distributed in May 2026 using the secured university MS forms.</w:t>
       </w:r>
     </w:p>
     <w:bookmarkEnd w:id="22"/>
@@ -572,7 +572,7 @@
         </w:numPr>
       </w:pPr>
       <w:r>
-        <w:t xml:space="preserve">Pilot with 5 respondents representative of target population.</w:t>
+        <w:t xml:space="preserve">Pilot with three respondents representative of target population.</w:t>
       </w:r>
     </w:p>
     <w:p>
@@ -624,13 +624,13 @@
         <w:pStyle w:val="FirstParagraph"/>
       </w:pPr>
       <w:r>
-        <w:t xml:space="preserve">As no prior data were available to estimate the expected proportion, a conservative assumption of p = 0.5 was used to maximize the required sample size. For a 99% confidence level (Z = 2.576) and a 10% margin of error (d = 0.10), the minimum calculated sample size was 167 participants. To allow for an anticipated non-response rate of 20%, the total number of invitations was increased to 200 participants.</w:t>
+        <w:t xml:space="preserve">As no prior data are available to estimate the expected proportion, a conservative assumption of p = 0.5 was used to maximize the required sample size. For a 99% confidence level (Z = 2.576) and a 10% margin of error (d = 0.10), the minimum calculated sample size is 167 participants. To allow for an anticipated non-response rate of 20%, the total number of invitations is increased to 200 participants.</w:t>
       </w:r>
       <w:r>
         <w:t xml:space="preserve"> </w:t>
       </w:r>
       <w:r>
-        <w:t xml:space="preserve">Dean, Sullivan, and Soe (2013)</w:t>
+        <w:t xml:space="preserve">(Dean, Sullivan, and Soe 2013)</w:t>
       </w:r>
     </w:p>
     <w:bookmarkEnd w:id="27"/>
